--- a/PRODUCTO/BACKEND/somosbarrio-backend/templates/INFORME_TEMPLATE.docx
+++ b/PRODUCTO/BACKEND/somosbarrio-backend/templates/INFORME_TEMPLATE.docx
@@ -21,7 +21,7 @@
           <w:szCs w:val="20"/>
           <w:u w:val="single"/>
         </w:rPr>
-        <w:t>INFORME NºXX/2026</w:t>
+        <w:t>INFORME Nº</w:t>
       </w:r>
       <w:r>
         <w:rPr>
@@ -34,6 +34,17 @@
         </w:rPr>
         <w:t xml:space="preserve"> ${numero_informe}</w:t>
       </w:r>
+      <w:r>
+        <w:rPr>
+          <w:rFonts w:ascii="Tahoma" w:eastAsia="Tahoma" w:hAnsi="Tahoma" w:cs="Tahoma"/>
+          <w:b/>
+          <w:bCs/>
+          <w:sz w:val="20"/>
+          <w:szCs w:val="20"/>
+          <w:u w:val="single"/>
+        </w:rPr>
+        <w:t>/2026</w:t>
+      </w:r>
     </w:p>
     <w:p>
       <w:pPr>
@@ -77,9 +88,6 @@
       </w:pPr>
       <w:r>
         <w:t xml:space="preserve">${fecha_ciudad} </w:t>
-      </w:r>
-      <w:r>
-        <w:t>VIÑA DEL MAR, 24 de febrero de 2026.</w:t>
       </w:r>
     </w:p>
     <w:p>
@@ -416,122 +424,103 @@
         </w:rPr>
       </w:pPr>
     </w:p>
-    <w:sdt>
-      <w:sdtPr>
-        <w:tag w:val="goog_rdk_0"/>
-        <w:id w:val="-143616860"/>
-        <w:lock w:val="contentLocked"/>
-      </w:sdtPr>
-      <w:sdtContent>
-        <w:tbl>
-          <w:tblPr>
-            <w:tblStyle w:val="a8"/>
-            <w:tblW w:w="10125" w:type="dxa"/>
-            <w:tblInd w:w="-633" w:type="dxa"/>
-            <w:tblBorders>
-              <w:top w:val="single" w:sz="8" w:space="0" w:color="FFFFFF"/>
-              <w:left w:val="single" w:sz="8" w:space="0" w:color="FFFFFF"/>
-              <w:bottom w:val="single" w:sz="8" w:space="0" w:color="FFFFFF"/>
-              <w:right w:val="single" w:sz="8" w:space="0" w:color="FFFFFF"/>
-              <w:insideH w:val="single" w:sz="8" w:space="0" w:color="FFFFFF"/>
-              <w:insideV w:val="single" w:sz="8" w:space="0" w:color="FFFFFF"/>
-            </w:tblBorders>
-            <w:tblLayout w:type="fixed"/>
-            <w:tblLook w:val="0600" w:firstRow="0" w:lastRow="0" w:firstColumn="0" w:lastColumn="0" w:noHBand="1" w:noVBand="1"/>
-          </w:tblPr>
-          <w:tblGrid>
-            <w:gridCol w:w="5925"/>
-            <w:gridCol w:w="4200"/>
-          </w:tblGrid>
-          <w:tr>
-            <w:tc>
-              <w:tcPr>
-                <w:tcW w:w="5925" w:type="dxa"/>
-                <w:tcMar>
-                  <w:top w:w="100" w:type="dxa"/>
-                  <w:left w:w="100" w:type="dxa"/>
-                  <w:bottom w:w="100" w:type="dxa"/>
-                  <w:right w:w="100" w:type="dxa"/>
-                </w:tcMar>
-              </w:tcPr>
-              <w:p>
-                <w:pPr>
-                  <w:widowControl w:val="0"/>
-                  <w:spacing w:after="0" w:line="240" w:lineRule="auto"/>
-                  <w:rPr>
-                    <w:b/>
-                    <w:bCs/>
-                  </w:rPr>
-                </w:pPr>
-              </w:p>
-            </w:tc>
-            <w:tc>
-              <w:tcPr>
-                <w:tcW w:w="4200" w:type="dxa"/>
-                <w:tcMar>
-                  <w:top w:w="100" w:type="dxa"/>
-                  <w:left w:w="100" w:type="dxa"/>
-                  <w:bottom w:w="100" w:type="dxa"/>
-                  <w:right w:w="100" w:type="dxa"/>
-                </w:tcMar>
-              </w:tcPr>
-              <w:p>
-                <w:pPr>
-                  <w:widowControl w:val="0"/>
-                  <w:spacing w:after="0" w:line="240" w:lineRule="auto"/>
-                  <w:jc w:val="right"/>
-                  <w:rPr>
-                    <w:b/>
-                    <w:bCs/>
-                  </w:rPr>
-                </w:pPr>
-                <w:r>
-                  <w:rPr>
-                    <w:b/>
-                    <w:bCs/>
-                  </w:rPr>
-                  <w:t>(Nombre)</w:t>
-                </w:r>
-              </w:p>
-              <w:p>
-                <w:pPr>
-                  <w:widowControl w:val="0"/>
-                  <w:spacing w:after="0" w:line="240" w:lineRule="auto"/>
-                  <w:jc w:val="right"/>
-                </w:pPr>
-                <w:r>
-                  <w:t>(Profesión)</w:t>
-                </w:r>
-              </w:p>
-              <w:p>
-                <w:pPr>
-                  <w:widowControl w:val="0"/>
-                  <w:spacing w:after="0" w:line="240" w:lineRule="auto"/>
-                  <w:jc w:val="right"/>
-                  <w:rPr>
-                    <w:b/>
-                    <w:bCs/>
-                  </w:rPr>
-                </w:pPr>
-                <w:r>
-                  <w:t>Programa Somos Barrio</w:t>
-                </w:r>
-                <w:r>
-                  <w:br/>
-                </w:r>
-                <w:r>
-                  <w:rPr>
-                    <w:b/>
-                    <w:bCs/>
-                  </w:rPr>
-                  <w:t>Dirección de Seguridad Pública</w:t>
-                </w:r>
-              </w:p>
-            </w:tc>
-          </w:tr>
-        </w:tbl>
-      </w:sdtContent>
-    </w:sdt>
+    <w:tbl>
+      <w:tblPr>
+        <w:tblStyle w:val="a8"/>
+        <w:tblW w:w="10125" w:type="dxa"/>
+        <w:tblInd w:w="-633" w:type="dxa"/>
+        <w:tblBorders>
+          <w:top w:val="single" w:sz="8" w:space="0" w:color="FFFFFF"/>
+          <w:left w:val="single" w:sz="8" w:space="0" w:color="FFFFFF"/>
+          <w:bottom w:val="single" w:sz="8" w:space="0" w:color="FFFFFF"/>
+          <w:right w:val="single" w:sz="8" w:space="0" w:color="FFFFFF"/>
+          <w:insideH w:val="single" w:sz="8" w:space="0" w:color="FFFFFF"/>
+          <w:insideV w:val="single" w:sz="8" w:space="0" w:color="FFFFFF"/>
+        </w:tblBorders>
+        <w:tblLayout w:type="fixed"/>
+        <w:tblLook w:val="0600" w:firstRow="0" w:lastRow="0" w:firstColumn="0" w:lastColumn="0" w:noHBand="1" w:noVBand="1"/>
+      </w:tblPr>
+      <w:tblGrid>
+        <w:gridCol w:w="5925"/>
+        <w:gridCol w:w="4200"/>
+      </w:tblGrid>
+      <w:tr>
+        <w:tc>
+          <w:tcPr>
+            <w:tcW w:w="5925" w:type="dxa"/>
+            <w:tcMar>
+              <w:top w:w="100" w:type="dxa"/>
+              <w:left w:w="100" w:type="dxa"/>
+              <w:bottom w:w="100" w:type="dxa"/>
+              <w:right w:w="100" w:type="dxa"/>
+            </w:tcMar>
+          </w:tcPr>
+          <w:p>
+            <w:pPr>
+              <w:widowControl w:val="0"/>
+              <w:spacing w:after="0" w:line="240" w:lineRule="auto"/>
+              <w:rPr>
+                <w:b/>
+                <w:bCs/>
+              </w:rPr>
+            </w:pPr>
+          </w:p>
+        </w:tc>
+        <w:tc>
+          <w:tcPr>
+            <w:tcW w:w="4200" w:type="dxa"/>
+            <w:tcMar>
+              <w:top w:w="100" w:type="dxa"/>
+              <w:left w:w="100" w:type="dxa"/>
+              <w:bottom w:w="100" w:type="dxa"/>
+              <w:right w:w="100" w:type="dxa"/>
+            </w:tcMar>
+          </w:tcPr>
+          <w:p>
+            <w:pPr>
+              <w:widowControl w:val="0"/>
+              <w:spacing w:after="0" w:line="240" w:lineRule="auto"/>
+              <w:jc w:val="right"/>
+              <w:rPr>
+                <w:b/>
+                <w:bCs/>
+              </w:rPr>
+            </w:pPr>
+            <w:r>
+              <w:rPr>
+                <w:b/>
+                <w:bCs/>
+              </w:rPr>
+              <w:t>${remitente_de}</w:t>
+            </w:r>
+          </w:p>
+          <w:p>
+            <w:pPr>
+              <w:widowControl w:val="0"/>
+              <w:spacing w:after="0" w:line="240" w:lineRule="auto"/>
+              <w:jc w:val="right"/>
+              <w:rPr>
+                <w:b/>
+                <w:bCs/>
+              </w:rPr>
+            </w:pPr>
+            <w:r>
+              <w:t>Programa Somos Barrio</w:t>
+            </w:r>
+            <w:r>
+              <w:br/>
+            </w:r>
+            <w:r>
+              <w:rPr>
+                <w:b/>
+                <w:bCs/>
+              </w:rPr>
+              <w:t>Dirección de Seguridad Pública</w:t>
+            </w:r>
+          </w:p>
+        </w:tc>
+      </w:tr>
+    </w:tbl>
     <w:p>
       <w:pPr>
         <w:jc w:val="both"/>
@@ -585,7 +574,27 @@
           <w:szCs w:val="18"/>
           <w:u w:val="single"/>
         </w:rPr>
-        <w:t>${IMG:&lt;uuid-del-adjunto&gt;}</w:t>
+        <w:t>${</w:t>
+      </w:r>
+      <w:r>
+        <w:rPr>
+          <w:b/>
+          <w:bCs/>
+          <w:sz w:val="18"/>
+          <w:szCs w:val="18"/>
+          <w:u w:val="single"/>
+        </w:rPr>
+        <w:t>IMG:foto_informe_uuid</w:t>
+      </w:r>
+      <w:r>
+        <w:rPr>
+          <w:b/>
+          <w:bCs/>
+          <w:sz w:val="18"/>
+          <w:szCs w:val="18"/>
+          <w:u w:val="single"/>
+        </w:rPr>
+        <w:t>}</w:t>
       </w:r>
     </w:p>
     <w:sectPr>
